--- a/README_CSF-HYPE_Input_Data_UpdateR.docx
+++ b/README_CSF-HYPE_Input_Data_UpdateR.docx
@@ -117,6 +117,66 @@
         <w:pStyle w:val="BodyText"/>
       </w:pPr>
       <w:r>
+        <w:rPr>
+          <w:noProof/>
+        </w:rPr>
+        <w:drawing>
+          <wp:inline distT="0" distB="0" distL="0" distR="0" wp14:anchorId="37BF9562" wp14:editId="72A04079">
+            <wp:extent cx="5942496" cy="2669439"/>
+            <wp:effectExtent l="0" t="0" r="1270" b="0"/>
+            <wp:docPr id="206224491" name="Picture 1"/>
+            <wp:cNvGraphicFramePr>
+              <a:graphicFrameLocks xmlns:a="http://schemas.openxmlformats.org/drawingml/2006/main" noChangeAspect="1"/>
+            </wp:cNvGraphicFramePr>
+            <a:graphic xmlns:a="http://schemas.openxmlformats.org/drawingml/2006/main">
+              <a:graphicData uri="http://schemas.openxmlformats.org/drawingml/2006/picture">
+                <pic:pic xmlns:pic="http://schemas.openxmlformats.org/drawingml/2006/picture">
+                  <pic:nvPicPr>
+                    <pic:cNvPr id="206224491" name="Picture 206224491"/>
+                    <pic:cNvPicPr/>
+                  </pic:nvPicPr>
+                  <pic:blipFill rotWithShape="1">
+                    <a:blip r:embed="rId6" cstate="print">
+                      <a:extLst>
+                        <a:ext uri="{28A0092B-C50C-407E-A947-70E740481C1C}">
+                          <a14:useLocalDpi xmlns:a14="http://schemas.microsoft.com/office/drawing/2010/main" val="0"/>
+                        </a:ext>
+                      </a:extLst>
+                    </a:blip>
+                    <a:srcRect t="15326" b="17292"/>
+                    <a:stretch>
+                      <a:fillRect/>
+                    </a:stretch>
+                  </pic:blipFill>
+                  <pic:spPr bwMode="auto">
+                    <a:xfrm>
+                      <a:off x="0" y="0"/>
+                      <a:ext cx="5943600" cy="2669935"/>
+                    </a:xfrm>
+                    <a:prstGeom prst="rect">
+                      <a:avLst/>
+                    </a:prstGeom>
+                    <a:ln>
+                      <a:noFill/>
+                    </a:ln>
+                    <a:extLst>
+                      <a:ext uri="{53640926-AAD7-44D8-BBD7-CCE9431645EC}">
+                        <a14:shadowObscured xmlns:a14="http://schemas.microsoft.com/office/drawing/2010/main"/>
+                      </a:ext>
+                    </a:extLst>
+                  </pic:spPr>
+                </pic:pic>
+              </a:graphicData>
+            </a:graphic>
+          </wp:inline>
+        </w:drawing>
+      </w:r>
+    </w:p>
+    <w:p>
+      <w:pPr>
+        <w:pStyle w:val="BodyText"/>
+      </w:pPr>
+      <w:r>
         <w:t xml:space="preserve">An update run is executed by opening the </w:t>
       </w:r>
       <w:proofErr w:type="spellStart"/>
@@ -296,6 +356,7 @@
         <w:pStyle w:val="FirstParagraph"/>
       </w:pPr>
       <w:r>
+        <w:lastRenderedPageBreak/>
         <w:t>Each step:</w:t>
       </w:r>
     </w:p>
@@ -415,7 +476,6 @@
       </w:pPr>
       <w:bookmarkStart w:id="3" w:name="automatic-execution"/>
       <w:r>
-        <w:lastRenderedPageBreak/>
         <w:t>Automatic execution</w:t>
       </w:r>
     </w:p>
@@ -1166,6 +1226,7 @@
           <w:szCs w:val="22"/>
           <w:lang w:val="en-GB"/>
         </w:rPr>
+        <w:lastRenderedPageBreak/>
         <w:t>├</w:t>
       </w:r>
       <w:r>
@@ -1520,29 +1581,7 @@
           <w:szCs w:val="22"/>
           <w:lang w:val="en-GB"/>
         </w:rPr>
-        <w:t xml:space="preserve"> 1</w:t>
-      </w:r>
-      <w:r>
-        <w:rPr>
-          <w:rFonts w:ascii="Consolas" w:hAnsi="Consolas"/>
-          <w:i/>
-          <w:iCs/>
-          <w:sz w:val="22"/>
-          <w:szCs w:val="22"/>
-          <w:lang w:val="en-GB"/>
-        </w:rPr>
-        <w:t>3</w:t>
-      </w:r>
-      <w:r>
-        <w:rPr>
-          <w:rFonts w:ascii="Consolas" w:hAnsi="Consolas"/>
-          <w:i/>
-          <w:iCs/>
-          <w:sz w:val="22"/>
-          <w:szCs w:val="22"/>
-          <w:lang w:val="en-GB"/>
-        </w:rPr>
-        <w:t>_Make_</w:t>
+        <w:t xml:space="preserve"> 13_Make_</w:t>
       </w:r>
       <w:r>
         <w:rPr>
@@ -1634,29 +1673,7 @@
           <w:szCs w:val="22"/>
           <w:lang w:val="en-GB"/>
         </w:rPr>
-        <w:t xml:space="preserve"> 1</w:t>
-      </w:r>
-      <w:r>
-        <w:rPr>
-          <w:rFonts w:ascii="Consolas" w:hAnsi="Consolas"/>
-          <w:i/>
-          <w:iCs/>
-          <w:sz w:val="22"/>
-          <w:szCs w:val="22"/>
-          <w:lang w:val="en-GB"/>
-        </w:rPr>
-        <w:t>4</w:t>
-      </w:r>
-      <w:r>
-        <w:rPr>
-          <w:rFonts w:ascii="Consolas" w:hAnsi="Consolas"/>
-          <w:i/>
-          <w:iCs/>
-          <w:sz w:val="22"/>
-          <w:szCs w:val="22"/>
-          <w:lang w:val="en-GB"/>
-        </w:rPr>
-        <w:t>_</w:t>
+        <w:t xml:space="preserve"> 14_</w:t>
       </w:r>
       <w:r>
         <w:rPr>
@@ -1699,7 +1716,6 @@
           <w:szCs w:val="22"/>
           <w:lang w:val="en-GB"/>
         </w:rPr>
-        <w:lastRenderedPageBreak/>
         <w:t>├</w:t>
       </w:r>
       <w:r>
@@ -1722,7 +1738,7 @@
           <w:szCs w:val="22"/>
           <w:lang w:val="en-GB"/>
         </w:rPr>
-        <w:t xml:space="preserve"> 1</w:t>
+        <w:t xml:space="preserve"> 15_Create_</w:t>
       </w:r>
       <w:r>
         <w:rPr>
@@ -1733,7 +1749,7 @@
           <w:szCs w:val="22"/>
           <w:lang w:val="en-GB"/>
         </w:rPr>
-        <w:t>5</w:t>
+        <w:t>XObs_Input</w:t>
       </w:r>
       <w:r>
         <w:rPr>
@@ -1744,28 +1760,6 @@
           <w:szCs w:val="22"/>
           <w:lang w:val="en-GB"/>
         </w:rPr>
-        <w:t>_Create_</w:t>
-      </w:r>
-      <w:r>
-        <w:rPr>
-          <w:rFonts w:ascii="Consolas" w:hAnsi="Consolas"/>
-          <w:i/>
-          <w:iCs/>
-          <w:sz w:val="22"/>
-          <w:szCs w:val="22"/>
-          <w:lang w:val="en-GB"/>
-        </w:rPr>
-        <w:t>XObs_Input</w:t>
-      </w:r>
-      <w:r>
-        <w:rPr>
-          <w:rFonts w:ascii="Consolas" w:hAnsi="Consolas"/>
-          <w:i/>
-          <w:iCs/>
-          <w:sz w:val="22"/>
-          <w:szCs w:val="22"/>
-          <w:lang w:val="en-GB"/>
-        </w:rPr>
         <w:t>.R</w:t>
       </w:r>
     </w:p>
@@ -2221,37 +2215,19 @@
         <w:rPr>
           <w:rStyle w:val="VerbatimChar"/>
         </w:rPr>
+        <w:t xml:space="preserve"> Pobs.txt</w:t>
+      </w:r>
+      <w:r>
+        <w:rPr>
+          <w:rFonts w:ascii="Consolas" w:hAnsi="Consolas"/>
+        </w:rPr>
         <w:t xml:space="preserve"> </w:t>
       </w:r>
       <w:r>
         <w:rPr>
-          <w:rStyle w:val="VerbatimChar"/>
-        </w:rPr>
-        <w:t>Pobs.txt</w:t>
-      </w:r>
-      <w:r>
-        <w:rPr>
-          <w:rFonts w:ascii="Consolas" w:hAnsi="Consolas"/>
-        </w:rPr>
-        <w:t xml:space="preserve"> </w:t>
-      </w:r>
-      <w:r>
-        <w:rPr>
-          <w:rFonts w:ascii="Consolas" w:hAnsi="Consolas"/>
-        </w:rPr>
-        <w:t xml:space="preserve">Final </w:t>
-      </w:r>
-      <w:r>
-        <w:rPr>
-          <w:rFonts w:ascii="Consolas" w:hAnsi="Consolas"/>
-        </w:rPr>
-        <w:t>temperature</w:t>
-      </w:r>
-      <w:r>
-        <w:rPr>
-          <w:rFonts w:ascii="Consolas" w:hAnsi="Consolas"/>
-        </w:rPr>
-        <w:t xml:space="preserve"> </w:t>
+          <w:rFonts w:ascii="Consolas" w:hAnsi="Consolas"/>
+        </w:rPr>
+        <w:t xml:space="preserve">Final temperature </w:t>
       </w:r>
       <w:r>
         <w:rPr>
@@ -2523,6 +2499,7 @@
           <w:szCs w:val="22"/>
           <w:lang w:val="en-GB"/>
         </w:rPr>
+        <w:lastRenderedPageBreak/>
         <w:t>├</w:t>
       </w:r>
       <w:r>
@@ -2759,7 +2736,6 @@
           <w:szCs w:val="22"/>
           <w:lang w:val="en-GB"/>
         </w:rPr>
-        <w:lastRenderedPageBreak/>
         <w:t>├</w:t>
       </w:r>
       <w:r>
@@ -3480,6 +3456,7 @@
           <w:szCs w:val="22"/>
           <w:lang w:val="en-GB"/>
         </w:rPr>
+        <w:lastRenderedPageBreak/>
         <w:t>├</w:t>
       </w:r>
       <w:r>
@@ -3686,7 +3663,6 @@
               <w:pStyle w:val="Compact"/>
             </w:pPr>
             <w:r>
-              <w:lastRenderedPageBreak/>
               <w:t>Field</w:t>
             </w:r>
           </w:p>
@@ -4032,6 +4008,7 @@
         <w:pStyle w:val="FirstParagraph"/>
       </w:pPr>
       <w:r>
+        <w:lastRenderedPageBreak/>
         <w:t>This ensures failures are reproducible and diagnosable.</w:t>
       </w:r>
     </w:p>
@@ -4157,7 +4134,6 @@
         </w:rPr>
       </w:pPr>
       <w:r>
-        <w:lastRenderedPageBreak/>
         <w:t xml:space="preserve">delete relevant files in </w:t>
       </w:r>
       <w:proofErr w:type="spellStart"/>
@@ -4315,7 +4291,7 @@
       <w:r>
         <w:t>A CEDA Archive account (</w:t>
       </w:r>
-      <w:hyperlink r:id="rId6" w:history="1">
+      <w:hyperlink r:id="rId7" w:history="1">
         <w:r>
           <w:rPr>
             <w:rStyle w:val="Hyperlink"/>
@@ -4398,12 +4374,13 @@
         </w:numPr>
       </w:pPr>
       <w:r>
+        <w:lastRenderedPageBreak/>
         <w:t>Access ODBC drivers</w:t>
       </w:r>
       <w:r>
         <w:t xml:space="preserve"> installed (</w:t>
       </w:r>
-      <w:hyperlink r:id="rId7" w:history="1">
+      <w:hyperlink r:id="rId8" w:history="1">
         <w:r>
           <w:rPr>
             <w:rStyle w:val="Hyperlink"/>
@@ -4477,7 +4454,7 @@
                 </wp:cNvGraphicFramePr>
                 <a:graphic xmlns:a="http://schemas.openxmlformats.org/drawingml/2006/main">
                   <a:graphicData uri="http://schemas.microsoft.com/office/word/2010/wordprocessingInk">
-                    <w14:contentPart bwMode="auto" r:id="rId8">
+                    <w14:contentPart bwMode="auto" r:id="rId9">
                       <w14:nvContentPartPr>
                         <w14:cNvContentPartPr>
                           <a14:cpLocks xmlns:a14="http://schemas.microsoft.com/office/drawing/2010/main" noRot="1"/>
@@ -4515,7 +4492,7 @@
                 <o:lock v:ext="edit" aspectratio="t"/>
               </v:shapetype>
               <v:shape id="Ink 4" o:spid="_x0000_s1026" type="#_x0000_t75" style="position:absolute;margin-left:120.7pt;margin-top:191.95pt;width:2.9pt;height:2.9pt;z-index:251661312;visibility:visible;mso-wrap-style:square;mso-wrap-distance-left:9pt;mso-wrap-distance-top:0;mso-wrap-distance-right:9pt;mso-wrap-distance-bottom:0;mso-position-horizontal:absolute;mso-position-horizontal-relative:text;mso-position-vertical:absolute;mso-position-vertical-relative:text" o:gfxdata="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">
-                <v:imagedata r:id="rId9" o:title=""/>
+                <v:imagedata r:id="rId10" o:title=""/>
                 <o:lock v:ext="edit" rotation="t" aspectratio="f"/>
               </v:shape>
             </w:pict>
@@ -4541,56 +4518,6 @@
                 <wp:effectExtent l="57150" t="57150" r="38100" b="38100"/>
                 <wp:wrapNone/>
                 <wp:docPr id="485430201" name="Ink 3"/>
-                <wp:cNvGraphicFramePr>
-                  <a:graphicFrameLocks xmlns:a="http://schemas.openxmlformats.org/drawingml/2006/main"/>
-                </wp:cNvGraphicFramePr>
-                <a:graphic xmlns:a="http://schemas.openxmlformats.org/drawingml/2006/main">
-                  <a:graphicData uri="http://schemas.microsoft.com/office/word/2010/wordprocessingInk">
-                    <w14:contentPart bwMode="auto" r:id="rId10">
-                      <w14:nvContentPartPr>
-                        <w14:cNvContentPartPr>
-                          <a14:cpLocks xmlns:a14="http://schemas.microsoft.com/office/drawing/2010/main" noRot="1"/>
-                        </w14:cNvContentPartPr>
-                      </w14:nvContentPartPr>
-                      <w14:xfrm>
-                        <a:off x="0" y="0"/>
-                        <a:ext cx="360" cy="360"/>
-                      </w14:xfrm>
-                    </w14:contentPart>
-                  </a:graphicData>
-                </a:graphic>
-              </wp:anchor>
-            </w:drawing>
-          </mc:Choice>
-          <mc:Fallback>
-            <w:pict>
-              <v:shape w14:anchorId="2AAC8E7B" id="Ink 3" o:spid="_x0000_s1026" type="#_x0000_t75" style="position:absolute;margin-left:191.55pt;margin-top:109pt;width:2.9pt;height:2.9pt;z-index:251660288;visibility:visible;mso-wrap-style:square;mso-wrap-distance-left:9pt;mso-wrap-distance-top:0;mso-wrap-distance-right:9pt;mso-wrap-distance-bottom:0;mso-position-horizontal:absolute;mso-position-horizontal-relative:text;mso-position-vertical:absolute;mso-position-vertical-relative:text" o:gfxdata="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">
-                <v:imagedata r:id="rId9" o:title=""/>
-                <o:lock v:ext="edit" rotation="t" aspectratio="f"/>
-              </v:shape>
-            </w:pict>
-          </mc:Fallback>
-        </mc:AlternateContent>
-      </w:r>
-      <w:r>
-        <w:rPr>
-          <w:noProof/>
-        </w:rPr>
-        <mc:AlternateContent>
-          <mc:Choice Requires="wpi">
-            <w:drawing>
-              <wp:anchor distT="0" distB="0" distL="114300" distR="114300" simplePos="0" relativeHeight="251659264" behindDoc="0" locked="0" layoutInCell="1" allowOverlap="1" wp14:anchorId="6596F67D" wp14:editId="0894FC68">
-                <wp:simplePos x="0" y="0"/>
-                <wp:positionH relativeFrom="column">
-                  <wp:posOffset>7732152</wp:posOffset>
-                </wp:positionH>
-                <wp:positionV relativeFrom="paragraph">
-                  <wp:posOffset>882846</wp:posOffset>
-                </wp:positionV>
-                <wp:extent cx="360" cy="360"/>
-                <wp:effectExtent l="57150" t="57150" r="38100" b="38100"/>
-                <wp:wrapNone/>
-                <wp:docPr id="593850281" name="Ink 2"/>
                 <wp:cNvGraphicFramePr>
                   <a:graphicFrameLocks xmlns:a="http://schemas.openxmlformats.org/drawingml/2006/main"/>
                 </wp:cNvGraphicFramePr>
@@ -4614,8 +4541,8 @@
           </mc:Choice>
           <mc:Fallback>
             <w:pict>
-              <v:shape w14:anchorId="3EE096A5" id="Ink 2" o:spid="_x0000_s1026" type="#_x0000_t75" style="position:absolute;margin-left:607.45pt;margin-top:68.1pt;width:2.9pt;height:2.9pt;z-index:251659264;visibility:visible;mso-wrap-style:square;mso-wrap-distance-left:9pt;mso-wrap-distance-top:0;mso-wrap-distance-right:9pt;mso-wrap-distance-bottom:0;mso-position-horizontal:absolute;mso-position-horizontal-relative:text;mso-position-vertical:absolute;mso-position-vertical-relative:text" o:gfxdata="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">
-                <v:imagedata r:id="rId9" o:title=""/>
+              <v:shape w14:anchorId="2AAC8E7B" id="Ink 3" o:spid="_x0000_s1026" type="#_x0000_t75" style="position:absolute;margin-left:191.55pt;margin-top:109pt;width:2.9pt;height:2.9pt;z-index:251660288;visibility:visible;mso-wrap-style:square;mso-wrap-distance-left:9pt;mso-wrap-distance-top:0;mso-wrap-distance-right:9pt;mso-wrap-distance-bottom:0;mso-position-horizontal:absolute;mso-position-horizontal-relative:text;mso-position-vertical:absolute;mso-position-vertical-relative:text" o:gfxdata="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">
+                <v:imagedata r:id="rId10" o:title=""/>
                 <o:lock v:ext="edit" rotation="t" aspectratio="f"/>
               </v:shape>
             </w:pict>
@@ -4623,6 +4550,56 @@
         </mc:AlternateContent>
       </w:r>
       <w:r>
+        <w:rPr>
+          <w:noProof/>
+        </w:rPr>
+        <mc:AlternateContent>
+          <mc:Choice Requires="wpi">
+            <w:drawing>
+              <wp:anchor distT="0" distB="0" distL="114300" distR="114300" simplePos="0" relativeHeight="251659264" behindDoc="0" locked="0" layoutInCell="1" allowOverlap="1" wp14:anchorId="6596F67D" wp14:editId="0894FC68">
+                <wp:simplePos x="0" y="0"/>
+                <wp:positionH relativeFrom="column">
+                  <wp:posOffset>7732152</wp:posOffset>
+                </wp:positionH>
+                <wp:positionV relativeFrom="paragraph">
+                  <wp:posOffset>882846</wp:posOffset>
+                </wp:positionV>
+                <wp:extent cx="360" cy="360"/>
+                <wp:effectExtent l="57150" t="57150" r="38100" b="38100"/>
+                <wp:wrapNone/>
+                <wp:docPr id="593850281" name="Ink 2"/>
+                <wp:cNvGraphicFramePr>
+                  <a:graphicFrameLocks xmlns:a="http://schemas.openxmlformats.org/drawingml/2006/main"/>
+                </wp:cNvGraphicFramePr>
+                <a:graphic xmlns:a="http://schemas.openxmlformats.org/drawingml/2006/main">
+                  <a:graphicData uri="http://schemas.microsoft.com/office/word/2010/wordprocessingInk">
+                    <w14:contentPart bwMode="auto" r:id="rId12">
+                      <w14:nvContentPartPr>
+                        <w14:cNvContentPartPr>
+                          <a14:cpLocks xmlns:a14="http://schemas.microsoft.com/office/drawing/2010/main" noRot="1"/>
+                        </w14:cNvContentPartPr>
+                      </w14:nvContentPartPr>
+                      <w14:xfrm>
+                        <a:off x="0" y="0"/>
+                        <a:ext cx="360" cy="360"/>
+                      </w14:xfrm>
+                    </w14:contentPart>
+                  </a:graphicData>
+                </a:graphic>
+              </wp:anchor>
+            </w:drawing>
+          </mc:Choice>
+          <mc:Fallback>
+            <w:pict>
+              <v:shape w14:anchorId="3EE096A5" id="Ink 2" o:spid="_x0000_s1026" type="#_x0000_t75" style="position:absolute;margin-left:607.45pt;margin-top:68.1pt;width:2.9pt;height:2.9pt;z-index:251659264;visibility:visible;mso-wrap-style:square;mso-wrap-distance-left:9pt;mso-wrap-distance-top:0;mso-wrap-distance-right:9pt;mso-wrap-distance-bottom:0;mso-position-horizontal:absolute;mso-position-horizontal-relative:text;mso-position-vertical:absolute;mso-position-vertical-relative:text" o:gfxdata="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">
+                <v:imagedata r:id="rId10" o:title=""/>
+                <o:lock v:ext="edit" rotation="t" aspectratio="f"/>
+              </v:shape>
+            </w:pict>
+          </mc:Fallback>
+        </mc:AlternateContent>
+      </w:r>
+      <w:r>
         <w:t>The first script in the pipeline (</w:t>
       </w:r>
       <w:r>
@@ -4658,7 +4635,7 @@
       <w:r>
         <w:t xml:space="preserve"> data download. To generate a token, log in to your </w:t>
       </w:r>
-      <w:hyperlink r:id="rId12" w:anchor="/services" w:history="1">
+      <w:hyperlink r:id="rId13" w:anchor="/services" w:history="1">
         <w:r>
           <w:rPr>
             <w:rStyle w:val="Hyperlink"/>
@@ -4673,7 +4650,6 @@
         <w:br/>
       </w:r>
       <w:r>
-        <w:lastRenderedPageBreak/>
         <w:br/>
       </w:r>
       <w:r>
@@ -4698,7 +4674,7 @@
                     </pic:cNvPicPr>
                   </pic:nvPicPr>
                   <pic:blipFill>
-                    <a:blip r:embed="rId13" cstate="print">
+                    <a:blip r:embed="rId14" cstate="print">
                       <a:extLst>
                         <a:ext uri="{28A0092B-C50C-407E-A947-70E740481C1C}">
                           <a14:useLocalDpi xmlns:a14="http://schemas.microsoft.com/office/drawing/2010/main" val="0"/>
@@ -4771,7 +4747,7 @@
                     </pic:cNvPicPr>
                   </pic:nvPicPr>
                   <pic:blipFill>
-                    <a:blip r:embed="rId14"/>
+                    <a:blip r:embed="rId15"/>
                     <a:stretch>
                       <a:fillRect/>
                     </a:stretch>
@@ -4816,7 +4792,7 @@
                     <pic:cNvPicPr/>
                   </pic:nvPicPr>
                   <pic:blipFill>
-                    <a:blip r:embed="rId15"/>
+                    <a:blip r:embed="rId16"/>
                     <a:stretch>
                       <a:fillRect/>
                     </a:stretch>
@@ -4851,6 +4827,7 @@
         </w:rPr>
       </w:pPr>
       <w:r>
+        <w:lastRenderedPageBreak/>
         <w:t>WISKI7 STW flow data export</w:t>
       </w:r>
       <w:r>
@@ -4937,7 +4914,7 @@
                     <pic:cNvPicPr/>
                   </pic:nvPicPr>
                   <pic:blipFill>
-                    <a:blip r:embed="rId16"/>
+                    <a:blip r:embed="rId17"/>
                     <a:stretch>
                       <a:fillRect/>
                     </a:stretch>
@@ -4980,7 +4957,6 @@
           <w:kern w:val="2"/>
           <w:lang w:val="en-GB"/>
         </w:rPr>
-        <w:lastRenderedPageBreak/>
         <w:t xml:space="preserve">This is used to get to the timeseries export wizard so only one station needs to be added. But to list all Effluent sites enter EF* into the Station Number field: </w:t>
       </w:r>
       <w:r>
@@ -5019,7 +4995,7 @@
                     <pic:cNvPicPr/>
                   </pic:nvPicPr>
                   <pic:blipFill>
-                    <a:blip r:embed="rId17"/>
+                    <a:blip r:embed="rId18"/>
                     <a:stretch>
                       <a:fillRect/>
                     </a:stretch>
@@ -5084,6 +5060,7 @@
           <w:kern w:val="2"/>
           <w:lang w:val="en-GB"/>
         </w:rPr>
+        <w:lastRenderedPageBreak/>
         <w:br/>
       </w:r>
       <w:r>
@@ -5108,7 +5085,7 @@
                     <pic:cNvPicPr/>
                   </pic:nvPicPr>
                   <pic:blipFill>
-                    <a:blip r:embed="rId18"/>
+                    <a:blip r:embed="rId19"/>
                     <a:stretch>
                       <a:fillRect/>
                     </a:stretch>
@@ -5202,7 +5179,6 @@
           <w:kern w:val="2"/>
           <w:lang w:val="en-GB"/>
         </w:rPr>
-        <w:lastRenderedPageBreak/>
         <w:drawing>
           <wp:inline distT="0" distB="0" distL="0" distR="0" wp14:anchorId="7D7A7C8C" wp14:editId="5F08FBAC">
             <wp:extent cx="5731510" cy="3158490"/>
@@ -5219,7 +5195,7 @@
                     <pic:cNvPicPr/>
                   </pic:nvPicPr>
                   <pic:blipFill>
-                    <a:blip r:embed="rId19"/>
+                    <a:blip r:embed="rId20"/>
                     <a:stretch>
                       <a:fillRect/>
                     </a:stretch>
@@ -5473,6 +5449,7 @@
           <w:kern w:val="2"/>
           <w:lang w:val="en-GB"/>
         </w:rPr>
+        <w:lastRenderedPageBreak/>
         <w:t xml:space="preserve">Select </w:t>
       </w:r>
       <w:r>
@@ -5545,7 +5522,7 @@
                     <pic:cNvPicPr/>
                   </pic:nvPicPr>
                   <pic:blipFill rotWithShape="1">
-                    <a:blip r:embed="rId20"/>
+                    <a:blip r:embed="rId21"/>
                     <a:srcRect b="38190"/>
                     <a:stretch>
                       <a:fillRect/>
@@ -5665,7 +5642,6 @@
           <w:kern w:val="2"/>
           <w:lang w:val="en-GB"/>
         </w:rPr>
-        <w:lastRenderedPageBreak/>
         <w:tab/>
       </w:r>
       <w:r>
@@ -5745,7 +5721,7 @@
                     <pic:cNvPicPr/>
                   </pic:nvPicPr>
                   <pic:blipFill>
-                    <a:blip r:embed="rId21"/>
+                    <a:blip r:embed="rId22"/>
                     <a:stretch>
                       <a:fillRect/>
                     </a:stretch>
@@ -5829,6 +5805,7 @@
           <w:kern w:val="2"/>
           <w:lang w:val="en-GB"/>
         </w:rPr>
+        <w:lastRenderedPageBreak/>
         <w:t xml:space="preserve">Pick a location you want to export the data to (e.g. the C drive) create a folder or open an existing folder. You then need to enter a name for the file ending in </w:t>
       </w:r>
       <w:r>
@@ -6050,7 +6027,6 @@
           <w:kern w:val="2"/>
           <w:lang w:val="en-GB"/>
         </w:rPr>
-        <w:lastRenderedPageBreak/>
         <w:t xml:space="preserve">The completed Export wizard should then look like this: </w:t>
       </w:r>
       <w:r>
@@ -6089,7 +6065,7 @@
                     <pic:cNvPicPr/>
                   </pic:nvPicPr>
                   <pic:blipFill>
-                    <a:blip r:embed="rId22"/>
+                    <a:blip r:embed="rId23"/>
                     <a:stretch>
                       <a:fillRect/>
                     </a:stretch>
@@ -6161,6 +6137,7 @@
           <w:szCs w:val="20"/>
           <w:lang w:val="en-GB"/>
         </w:rPr>
+        <w:lastRenderedPageBreak/>
         <w:drawing>
           <wp:inline distT="0" distB="0" distL="0" distR="0" wp14:anchorId="7DE3744C" wp14:editId="19F17708">
             <wp:extent cx="5731510" cy="3004185"/>
@@ -6177,7 +6154,7 @@
                     <pic:cNvPicPr/>
                   </pic:nvPicPr>
                   <pic:blipFill>
-                    <a:blip r:embed="rId23"/>
+                    <a:blip r:embed="rId24"/>
                     <a:stretch>
                       <a:fillRect/>
                     </a:stretch>
@@ -6204,7 +6181,6 @@
       </w:pPr>
       <w:proofErr w:type="gramStart"/>
       <w:r>
-        <w:lastRenderedPageBreak/>
         <w:t>Finally,  move</w:t>
       </w:r>
       <w:proofErr w:type="gramEnd"/>
@@ -6488,6 +6464,7 @@
         <w:rPr>
           <w:rStyle w:val="FunctionTok"/>
         </w:rPr>
+        <w:lastRenderedPageBreak/>
         <w:t>run_</w:t>
       </w:r>
       <w:proofErr w:type="gramStart"/>
@@ -6720,7 +6697,6 @@
         <w:pStyle w:val="FirstParagraph"/>
       </w:pPr>
       <w:r>
-        <w:lastRenderedPageBreak/>
         <w:t>Each completed step shows its last completion timestamp.</w:t>
       </w:r>
     </w:p>
@@ -7005,6 +6981,7 @@
         <w:pStyle w:val="FirstParagraph"/>
       </w:pPr>
       <w:r>
+        <w:lastRenderedPageBreak/>
         <w:t>To recover:</w:t>
       </w:r>
     </w:p>
@@ -7125,7 +7102,6 @@
         <w:pStyle w:val="FirstParagraph"/>
       </w:pPr>
       <w:r>
-        <w:lastRenderedPageBreak/>
         <w:t>The log is append-only and can be used as an audit trail.</w:t>
       </w:r>
     </w:p>
@@ -7410,6 +7386,7 @@
         <w:pStyle w:val="FirstParagraph"/>
       </w:pPr>
       <w:r>
+        <w:lastRenderedPageBreak/>
         <w:t>This is the first step in the CSF-HYPE pipeline and provides meteorological forcing for all downstream analyses.</w:t>
       </w:r>
     </w:p>
@@ -7681,7 +7658,6 @@
         <w:rPr>
           <w:rStyle w:val="VerbatimChar"/>
         </w:rPr>
-        <w:lastRenderedPageBreak/>
         <w:t>ForcingData</w:t>
       </w:r>
       <w:proofErr w:type="spellEnd"/>
@@ -8028,6 +8004,7 @@
         <w:rPr>
           <w:rStyle w:val="VerbatimChar"/>
         </w:rPr>
+        <w:lastRenderedPageBreak/>
         <w:t xml:space="preserve">       </w:t>
       </w:r>
       <w:r>
@@ -8234,7 +8211,6 @@
         <w:rPr>
           <w:rStyle w:val="VerbatimChar"/>
         </w:rPr>
-        <w:lastRenderedPageBreak/>
         <w:t xml:space="preserve">       </w:t>
       </w:r>
       <w:r>
@@ -8746,6 +8722,7 @@
           <w:rStyle w:val="VerbatimChar"/>
           <w:highlight w:val="red"/>
         </w:rPr>
+        <w:lastRenderedPageBreak/>
         <w:t>X</w:t>
       </w:r>
       <w:r>
@@ -8895,7 +8872,6 @@
       </w:pPr>
       <w:bookmarkStart w:id="39" w:name="purpose"/>
       <w:r>
-        <w:lastRenderedPageBreak/>
         <w:t>Purpose</w:t>
       </w:r>
     </w:p>
@@ -9274,6 +9250,7 @@
         </w:numPr>
       </w:pPr>
       <w:r>
+        <w:lastRenderedPageBreak/>
         <w:t xml:space="preserve">Uses the </w:t>
       </w:r>
       <w:proofErr w:type="spellStart"/>
@@ -9590,7 +9567,6 @@
         </w:numPr>
       </w:pPr>
       <w:r>
-        <w:lastRenderedPageBreak/>
         <w:t xml:space="preserve">Failed stations should be manually investigated if </w:t>
       </w:r>
       <w:r>
@@ -9931,6 +9907,7 @@
       <w:bookmarkStart w:id="43" w:name="downstream-dependencies"/>
       <w:bookmarkEnd w:id="42"/>
       <w:r>
+        <w:lastRenderedPageBreak/>
         <w:t>Downstream Dependencies</w:t>
       </w:r>
     </w:p>
@@ -10100,7 +10077,6 @@
         <w:pStyle w:val="Heading3"/>
       </w:pPr>
       <w:r>
-        <w:lastRenderedPageBreak/>
         <w:t>Purpose</w:t>
       </w:r>
     </w:p>
@@ -10413,6 +10389,7 @@
               <w:rPr>
                 <w:rStyle w:val="VerbatimChar"/>
               </w:rPr>
+              <w:lastRenderedPageBreak/>
               <w:t>excluded_consent_types.csv</w:t>
             </w:r>
           </w:p>
@@ -10557,7 +10534,6 @@
       </w:pPr>
       <w:proofErr w:type="gramStart"/>
       <w:r>
-        <w:lastRenderedPageBreak/>
         <w:t>Outputs</w:t>
       </w:r>
       <w:proofErr w:type="gramEnd"/>
@@ -11247,7 +11223,6 @@
               <w:pStyle w:val="Compact"/>
             </w:pPr>
             <w:r>
-              <w:lastRenderedPageBreak/>
               <w:t>Maximum</w:t>
             </w:r>
           </w:p>
@@ -12352,6 +12327,7 @@
         <w:pStyle w:val="BodyText"/>
       </w:pPr>
       <w:r>
+        <w:lastRenderedPageBreak/>
         <w:t xml:space="preserve">The dry weather flow (DWF) uplift of 1.25 represents an approximation of mean discharge from DWF, based on the median observed ratio for permits that have consented limits for both DWF and mean (n = 7542). </w:t>
       </w:r>
     </w:p>
@@ -12471,7 +12447,6 @@
         </w:numPr>
       </w:pPr>
       <w:r>
-        <w:lastRenderedPageBreak/>
         <w:t>Consents without valid coordinates remain unassigned (</w:t>
       </w:r>
       <w:r>
@@ -12894,7 +12869,6 @@
         <w:rPr>
           <w:highlight w:val="red"/>
         </w:rPr>
-        <w:lastRenderedPageBreak/>
         <w:t>Downstream Use</w:t>
       </w:r>
     </w:p>
@@ -12981,7 +12955,25 @@
         <w:pStyle w:val="Heading2"/>
       </w:pPr>
       <w:r>
-        <w:t>Script 4: Effluent Monitoring Incremental Update</w:t>
+        <w:t>Script 4: Monitoring</w:t>
+      </w:r>
+      <w:r>
+        <w:t xml:space="preserve"> data</w:t>
+      </w:r>
+      <w:r>
+        <w:t xml:space="preserve"> </w:t>
+      </w:r>
+      <w:r>
+        <w:t>i</w:t>
+      </w:r>
+      <w:r>
+        <w:t xml:space="preserve">ncremental </w:t>
+      </w:r>
+      <w:r>
+        <w:t>u</w:t>
+      </w:r>
+      <w:r>
+        <w:t>pdate</w:t>
       </w:r>
     </w:p>
     <w:p>
@@ -13188,6 +13180,7 @@
       </w:pPr>
       <w:proofErr w:type="gramStart"/>
       <w:r>
+        <w:lastRenderedPageBreak/>
         <w:t>Inputs</w:t>
       </w:r>
       <w:proofErr w:type="gramEnd"/>
@@ -13218,7 +13211,7 @@
         </w:trPr>
         <w:tc>
           <w:tcPr>
-            <w:tcW w:w="4644" w:type="dxa"/>
+            <w:tcW w:w="4539" w:type="dxa"/>
           </w:tcPr>
           <w:p>
             <w:pPr>
@@ -13231,7 +13224,7 @@
         </w:tc>
         <w:tc>
           <w:tcPr>
-            <w:tcW w:w="4932" w:type="dxa"/>
+            <w:tcW w:w="4821" w:type="dxa"/>
           </w:tcPr>
           <w:p>
             <w:pPr>
@@ -13246,7 +13239,7 @@
       <w:tr>
         <w:tc>
           <w:tcPr>
-            <w:tcW w:w="4644" w:type="dxa"/>
+            <w:tcW w:w="4539" w:type="dxa"/>
           </w:tcPr>
           <w:p>
             <w:pPr>
@@ -13262,7 +13255,7 @@
         </w:tc>
         <w:tc>
           <w:tcPr>
-            <w:tcW w:w="4932" w:type="dxa"/>
+            <w:tcW w:w="4821" w:type="dxa"/>
           </w:tcPr>
           <w:p>
             <w:pPr>
@@ -13277,7 +13270,7 @@
       <w:tr>
         <w:tc>
           <w:tcPr>
-            <w:tcW w:w="4644" w:type="dxa"/>
+            <w:tcW w:w="4539" w:type="dxa"/>
           </w:tcPr>
           <w:p>
             <w:pPr>
@@ -13301,7 +13294,7 @@
         </w:tc>
         <w:tc>
           <w:tcPr>
-            <w:tcW w:w="4932" w:type="dxa"/>
+            <w:tcW w:w="4821" w:type="dxa"/>
           </w:tcPr>
           <w:p>
             <w:pPr>
@@ -13316,7 +13309,7 @@
       <w:tr>
         <w:tc>
           <w:tcPr>
-            <w:tcW w:w="4644" w:type="dxa"/>
+            <w:tcW w:w="4539" w:type="dxa"/>
           </w:tcPr>
           <w:p>
             <w:pPr>
@@ -13326,21 +13319,20 @@
               <w:rPr>
                 <w:rStyle w:val="VerbatimChar"/>
               </w:rPr>
-              <w:lastRenderedPageBreak/>
               <w:t>WISKI_to_WIMS_LUT.txt</w:t>
             </w:r>
           </w:p>
         </w:tc>
         <w:tc>
           <w:tcPr>
-            <w:tcW w:w="4932" w:type="dxa"/>
+            <w:tcW w:w="4821" w:type="dxa"/>
           </w:tcPr>
           <w:p>
             <w:pPr>
               <w:pStyle w:val="Compact"/>
             </w:pPr>
             <w:r>
-              <w:t>Lookup table for determinand mapping (used downstream)</w:t>
+              <w:t xml:space="preserve">Lookup table for determinand mapping </w:t>
             </w:r>
           </w:p>
         </w:tc>
@@ -13348,7 +13340,7 @@
       <w:tr>
         <w:tc>
           <w:tcPr>
-            <w:tcW w:w="4644" w:type="dxa"/>
+            <w:tcW w:w="4539" w:type="dxa"/>
           </w:tcPr>
           <w:p>
             <w:pPr>
@@ -13372,7 +13364,83 @@
         </w:tc>
         <w:tc>
           <w:tcPr>
-            <w:tcW w:w="4932" w:type="dxa"/>
+            <w:tcW w:w="4821" w:type="dxa"/>
+          </w:tcPr>
+          <w:p>
+            <w:pPr>
+              <w:pStyle w:val="Compact"/>
+            </w:pPr>
+            <w:r>
+              <w:t xml:space="preserve">Metadata </w:t>
+            </w:r>
+            <w:r>
+              <w:t xml:space="preserve">with </w:t>
+            </w:r>
+            <w:r>
+              <w:t>the latest forcing data year</w:t>
+            </w:r>
+          </w:p>
+        </w:tc>
+      </w:tr>
+      <w:tr>
+        <w:tc>
+          <w:tcPr>
+            <w:tcW w:w="4539" w:type="dxa"/>
+          </w:tcPr>
+          <w:p>
+            <w:pPr>
+              <w:pStyle w:val="Compact"/>
+            </w:pPr>
+            <w:r>
+              <w:rPr>
+                <w:rStyle w:val="VerbatimChar"/>
+              </w:rPr>
+              <w:t>Xobs_sites_SUBID_lut.csv</w:t>
+            </w:r>
+          </w:p>
+        </w:tc>
+        <w:tc>
+          <w:tcPr>
+            <w:tcW w:w="4821" w:type="dxa"/>
+          </w:tcPr>
+          <w:p>
+            <w:pPr>
+              <w:pStyle w:val="Compact"/>
+            </w:pPr>
+            <w:r>
+              <w:t xml:space="preserve"> Xob site list and SUBID lookup</w:t>
+            </w:r>
+          </w:p>
+        </w:tc>
+      </w:tr>
+      <w:tr>
+        <w:tc>
+          <w:tcPr>
+            <w:tcW w:w="4539" w:type="dxa"/>
+          </w:tcPr>
+          <w:p>
+            <w:pPr>
+              <w:pStyle w:val="Compact"/>
+            </w:pPr>
+            <w:r>
+              <w:rPr>
+                <w:rStyle w:val="VerbatimChar"/>
+              </w:rPr>
+              <w:t>_</w:t>
+            </w:r>
+            <w:proofErr w:type="spellStart"/>
+            <w:r>
+              <w:rPr>
+                <w:rStyle w:val="VerbatimChar"/>
+              </w:rPr>
+              <w:t>forcing_metadata.rds</w:t>
+            </w:r>
+            <w:proofErr w:type="spellEnd"/>
+          </w:p>
+        </w:tc>
+        <w:tc>
+          <w:tcPr>
+            <w:tcW w:w="4821" w:type="dxa"/>
           </w:tcPr>
           <w:p>
             <w:pPr>
@@ -13537,6 +13605,133 @@
                 <w:sz w:val="22"/>
                 <w:szCs w:val="22"/>
               </w:rPr>
+              <w:t>Summary log of observation counts and date ranges per site/</w:t>
+            </w:r>
+            <w:proofErr w:type="spellStart"/>
+            <w:r>
+              <w:rPr>
+                <w:sz w:val="22"/>
+                <w:szCs w:val="22"/>
+              </w:rPr>
+              <w:t>determinand</w:t>
+            </w:r>
+            <w:proofErr w:type="spellEnd"/>
+          </w:p>
+        </w:tc>
+      </w:tr>
+      <w:tr>
+        <w:tc>
+          <w:tcPr>
+            <w:tcW w:w="5660" w:type="dxa"/>
+          </w:tcPr>
+          <w:p>
+            <w:pPr>
+              <w:pStyle w:val="Compact"/>
+            </w:pPr>
+            <w:r>
+              <w:rPr>
+                <w:rStyle w:val="VerbatimChar"/>
+              </w:rPr>
+              <w:t>HYPE_</w:t>
+            </w:r>
+            <w:r>
+              <w:rPr>
+                <w:rStyle w:val="VerbatimChar"/>
+              </w:rPr>
+              <w:t>XOBS</w:t>
+            </w:r>
+            <w:r>
+              <w:rPr>
+                <w:rStyle w:val="VerbatimChar"/>
+              </w:rPr>
+              <w:t>_DATA_2000-&lt;date&gt;.</w:t>
+            </w:r>
+            <w:proofErr w:type="spellStart"/>
+            <w:r>
+              <w:rPr>
+                <w:rStyle w:val="VerbatimChar"/>
+              </w:rPr>
+              <w:t>rds</w:t>
+            </w:r>
+            <w:proofErr w:type="spellEnd"/>
+          </w:p>
+        </w:tc>
+        <w:tc>
+          <w:tcPr>
+            <w:tcW w:w="4267" w:type="dxa"/>
+          </w:tcPr>
+          <w:p>
+            <w:pPr>
+              <w:pStyle w:val="Compact"/>
+              <w:rPr>
+                <w:sz w:val="22"/>
+                <w:szCs w:val="22"/>
+              </w:rPr>
+            </w:pPr>
+            <w:r>
+              <w:rPr>
+                <w:sz w:val="22"/>
+                <w:szCs w:val="22"/>
+              </w:rPr>
+              <w:t xml:space="preserve">Updated </w:t>
+            </w:r>
+            <w:r>
+              <w:rPr>
+                <w:sz w:val="22"/>
+                <w:szCs w:val="22"/>
+              </w:rPr>
+              <w:t>Xob</w:t>
+            </w:r>
+            <w:r>
+              <w:rPr>
+                <w:sz w:val="22"/>
+                <w:szCs w:val="22"/>
+              </w:rPr>
+              <w:t xml:space="preserve"> monitoring dataset</w:t>
+            </w:r>
+          </w:p>
+        </w:tc>
+      </w:tr>
+      <w:tr>
+        <w:tc>
+          <w:tcPr>
+            <w:tcW w:w="5660" w:type="dxa"/>
+          </w:tcPr>
+          <w:p>
+            <w:pPr>
+              <w:pStyle w:val="Compact"/>
+            </w:pPr>
+            <w:r>
+              <w:rPr>
+                <w:rStyle w:val="VerbatimChar"/>
+              </w:rPr>
+              <w:t>xob</w:t>
+            </w:r>
+            <w:r>
+              <w:rPr>
+                <w:rStyle w:val="VerbatimChar"/>
+              </w:rPr>
+              <w:t>_data_log.csv</w:t>
+            </w:r>
+          </w:p>
+        </w:tc>
+        <w:tc>
+          <w:tcPr>
+            <w:tcW w:w="4267" w:type="dxa"/>
+          </w:tcPr>
+          <w:p>
+            <w:pPr>
+              <w:pStyle w:val="Compact"/>
+              <w:rPr>
+                <w:sz w:val="22"/>
+                <w:szCs w:val="22"/>
+              </w:rPr>
+            </w:pPr>
+            <w:r>
+              <w:rPr>
+                <w:sz w:val="22"/>
+                <w:szCs w:val="22"/>
+              </w:rPr>
               <w:t>Summary log of observation counts and date ranges per site/determinand</w:t>
             </w:r>
           </w:p>
@@ -13603,50 +13798,6 @@
     </w:tbl>
     <w:p>
       <w:pPr>
-        <w:pStyle w:val="BodyText"/>
-      </w:pPr>
-      <w:r>
-        <w:t xml:space="preserve">All outputs are written to </w:t>
-      </w:r>
-      <w:proofErr w:type="gramStart"/>
-      <w:r>
-        <w:t xml:space="preserve">the </w:t>
-      </w:r>
-      <w:proofErr w:type="spellStart"/>
-      <w:r>
-        <w:rPr>
-          <w:rStyle w:val="VerbatimChar"/>
-        </w:rPr>
-        <w:t>PointSourceData</w:t>
-      </w:r>
-      <w:proofErr w:type="spellEnd"/>
-      <w:proofErr w:type="gramEnd"/>
-      <w:r>
-        <w:rPr>
-          <w:rStyle w:val="VerbatimChar"/>
-        </w:rPr>
-        <w:t>/Discharges/</w:t>
-      </w:r>
-      <w:proofErr w:type="spellStart"/>
-      <w:r>
-        <w:rPr>
-          <w:rStyle w:val="VerbatimChar"/>
-        </w:rPr>
-        <w:t>api_cache</w:t>
-      </w:r>
-      <w:proofErr w:type="spellEnd"/>
-      <w:r>
-        <w:rPr>
-          <w:rStyle w:val="VerbatimChar"/>
-        </w:rPr>
-        <w:t>/</w:t>
-      </w:r>
-      <w:r>
-        <w:t xml:space="preserve"> directory.</w:t>
-      </w:r>
-    </w:p>
-    <w:p>
-      <w:pPr>
         <w:pStyle w:val="Heading3"/>
       </w:pPr>
       <w:bookmarkStart w:id="59" w:name="workflow"/>
@@ -13938,6 +14089,7 @@
           <w:sz w:val="22"/>
           <w:szCs w:val="22"/>
         </w:rPr>
+        <w:lastRenderedPageBreak/>
         <w:t xml:space="preserve"> </w:t>
       </w:r>
       <w:r>
@@ -14292,7 +14444,6 @@
           <w:sz w:val="22"/>
           <w:szCs w:val="22"/>
         </w:rPr>
-        <w:lastRenderedPageBreak/>
         <w:t xml:space="preserve">  </w:t>
       </w:r>
       <w:r>
@@ -14929,6 +15080,7 @@
         </w:numPr>
       </w:pPr>
       <w:r>
+        <w:lastRenderedPageBreak/>
         <w:t>The full baseline dataset is loaded.</w:t>
       </w:r>
     </w:p>
@@ -15018,7 +15170,6 @@
         </w:numPr>
       </w:pPr>
       <w:r>
-        <w:lastRenderedPageBreak/>
         <w:t xml:space="preserve">Pagination via </w:t>
       </w:r>
       <w:r>
@@ -15330,6 +15481,7 @@
         <w:pStyle w:val="Heading4"/>
       </w:pPr>
       <w:r>
+        <w:lastRenderedPageBreak/>
         <w:t>Quantitative site-det determination</w:t>
       </w:r>
     </w:p>
@@ -15447,7 +15599,6 @@
       <w:bookmarkStart w:id="68" w:name="failure-behaviour"/>
       <w:bookmarkEnd w:id="67"/>
       <w:r>
-        <w:lastRenderedPageBreak/>
         <w:t xml:space="preserve">Failure </w:t>
       </w:r>
       <w:r>
@@ -15719,6 +15870,7 @@
         <w:pStyle w:val="FirstParagraph"/>
       </w:pPr>
       <w:r>
+        <w:lastRenderedPageBreak/>
         <w:t xml:space="preserve">The script </w:t>
       </w:r>
       <w:proofErr w:type="spellStart"/>
@@ -16049,7 +16201,6 @@
       <w:bookmarkStart w:id="72" w:name="highlevel-processing-overview"/>
       <w:bookmarkEnd w:id="71"/>
       <w:r>
-        <w:lastRenderedPageBreak/>
         <w:t>Processing method</w:t>
       </w:r>
     </w:p>
@@ -16370,6 +16521,7 @@
         <w:pStyle w:val="FirstParagraph"/>
       </w:pPr>
       <w:r>
+        <w:lastRenderedPageBreak/>
         <w:t>Special handling rules include:</w:t>
       </w:r>
     </w:p>
@@ -16542,7 +16694,6 @@
       <w:bookmarkStart w:id="76" w:name="Xe2279cddac6a841a96091a6b2497f99879dbeb6"/>
       <w:bookmarkEnd w:id="75"/>
       <w:r>
-        <w:lastRenderedPageBreak/>
         <w:t>Identification of quantitative point sources</w:t>
       </w:r>
     </w:p>
@@ -16781,6 +16932,7 @@
       <w:bookmarkStart w:id="78" w:name="X7d759f5867608d0db83623d1cf4b7c59995f9fe"/>
       <w:bookmarkEnd w:id="77"/>
       <w:r>
+        <w:lastRenderedPageBreak/>
         <w:t>Descriptive (qualitative) point</w:t>
       </w:r>
       <w:r>
@@ -16952,7 +17104,6 @@
         </w:numPr>
       </w:pPr>
       <w:r>
-        <w:lastRenderedPageBreak/>
         <w:t>PSID</w:t>
       </w:r>
     </w:p>
@@ -17185,6 +17336,7 @@
         </w:numPr>
       </w:pPr>
       <w:r>
+        <w:lastRenderedPageBreak/>
         <w:t>Defaults are industry</w:t>
       </w:r>
       <w:r>
@@ -17384,7 +17536,6 @@
         <w:pStyle w:val="FirstParagraph"/>
       </w:pPr>
       <w:r>
-        <w:lastRenderedPageBreak/>
         <w:t xml:space="preserve">The script is designed to </w:t>
       </w:r>
       <w:proofErr w:type="gramStart"/>
@@ -17703,6 +17854,7 @@
         <w:rPr>
           <w:rStyle w:val="VerbatimChar"/>
         </w:rPr>
+        <w:lastRenderedPageBreak/>
         <w:t xml:space="preserve">Search for EDM Excel files locally  </w:t>
       </w:r>
       <w:r>
@@ -17915,7 +18067,6 @@
         <w:rPr>
           <w:rStyle w:val="VerbatimChar"/>
         </w:rPr>
-        <w:lastRenderedPageBreak/>
         <w:t xml:space="preserve">Clean and </w:t>
       </w:r>
       <w:proofErr w:type="spellStart"/>
@@ -18210,6 +18361,7 @@
       <w:bookmarkStart w:id="86" w:name="column-matching-logic"/>
       <w:bookmarkEnd w:id="85"/>
       <w:r>
+        <w:lastRenderedPageBreak/>
         <w:t>Column Matching Logic</w:t>
       </w:r>
     </w:p>
@@ -18383,7 +18535,6 @@
         <w:pStyle w:val="FirstParagraph"/>
       </w:pPr>
       <w:r>
-        <w:lastRenderedPageBreak/>
         <w:t>If any required keyword cannot be matched, the script fails with a clear error indicating the file and worksheet.</w:t>
       </w:r>
     </w:p>
@@ -18847,7 +18998,6 @@
         <w:pStyle w:val="Heading3"/>
       </w:pPr>
       <w:r>
-        <w:lastRenderedPageBreak/>
         <w:t>Key responsibilities</w:t>
       </w:r>
     </w:p>
@@ -19116,6 +19266,7 @@
         <w:jc w:val="both"/>
       </w:pPr>
       <w:r>
+        <w:lastRenderedPageBreak/>
         <w:t xml:space="preserve">Load collated EDM returns and apply quality filtering </w:t>
       </w:r>
     </w:p>
@@ -19246,7 +19397,6 @@
         <w:rPr>
           <w:rStyle w:val="VerbatimChar"/>
         </w:rPr>
-        <w:lastRenderedPageBreak/>
         <w:t xml:space="preserve">Load </w:t>
       </w:r>
       <w:proofErr w:type="spellStart"/>
@@ -19582,6 +19732,7 @@
         </w:numPr>
       </w:pPr>
       <w:r>
+        <w:lastRenderedPageBreak/>
         <w:t>Returns with insufficient monitoring (EDM operational for &lt; 90% of reporting period) are dropped</w:t>
       </w:r>
     </w:p>
@@ -19704,7 +19855,6 @@
         </w:numPr>
       </w:pPr>
       <w:r>
-        <w:lastRenderedPageBreak/>
         <w:t>The highest‑rainfall days are selected to represent spill events</w:t>
       </w:r>
     </w:p>
@@ -19928,6 +20078,7 @@
         <w:pStyle w:val="BodyText"/>
       </w:pPr>
       <w:r>
+        <w:lastRenderedPageBreak/>
         <w:t>Intermittent PSIDs are integrated into the HYPE master point‑source lookup and simulation inputs.</w:t>
       </w:r>
     </w:p>
@@ -20090,7 +20241,6 @@
         <w:pStyle w:val="FirstParagraph"/>
       </w:pPr>
       <w:r>
-        <w:lastRenderedPageBreak/>
         <w:t>The script always rebuilds outputs from the current input datasets and does not rely on incremental updates.</w:t>
       </w:r>
     </w:p>
@@ -20777,7 +20927,6 @@
         </w:numPr>
       </w:pPr>
       <w:r>
-        <w:lastRenderedPageBreak/>
         <w:t xml:space="preserve">Where multiple abstraction points exist </w:t>
       </w:r>
       <w:proofErr w:type="gramStart"/>
@@ -21033,6 +21182,7 @@
         </w:numPr>
       </w:pPr>
       <w:r>
+        <w:lastRenderedPageBreak/>
         <w:t>Returns-based, WRGIS-based, and groundwater transfer series are combined.</w:t>
       </w:r>
     </w:p>
@@ -21175,7 +21325,6 @@
         <w:rPr>
           <w:rStyle w:val="VerbatimChar"/>
         </w:rPr>
-        <w:lastRenderedPageBreak/>
         <w:t xml:space="preserve">Returns details ───────┘             </w:t>
       </w:r>
       <w:r>
@@ -21400,6 +21549,7 @@
       <w:bookmarkEnd w:id="97"/>
       <w:bookmarkEnd w:id="100"/>
       <w:r>
+        <w:lastRenderedPageBreak/>
         <w:t xml:space="preserve">Script 9 – Cattle‑In‑Streams </w:t>
       </w:r>
       <w:proofErr w:type="spellStart"/>
@@ -21555,7 +21705,6 @@
       </w:pPr>
       <w:bookmarkStart w:id="102" w:name="key-characteristics"/>
       <w:r>
-        <w:lastRenderedPageBreak/>
         <w:t>Key Characteristics</w:t>
       </w:r>
     </w:p>
@@ -22244,6 +22393,7 @@
     </w:p>
     <w:p>
       <w:r>
+        <w:lastRenderedPageBreak/>
         <w:pict w14:anchorId="7F639B57">
           <v:rect id="_x0000_i1027" style="width:0;height:1.5pt" o:hralign="center" o:hrstd="t" o:hr="t"/>
         </w:pict>
@@ -22369,7 +22519,6 @@
       <w:bookmarkStart w:id="107" w:name="build-psmonthlyseries-per-run"/>
       <w:bookmarkEnd w:id="106"/>
       <w:r>
-        <w:lastRenderedPageBreak/>
         <w:t xml:space="preserve">3. Build </w:t>
       </w:r>
       <w:proofErr w:type="spellStart"/>
@@ -22720,6 +22869,7 @@
         <w:rPr>
           <w:rStyle w:val="VerbatimChar"/>
         </w:rPr>
+        <w:lastRenderedPageBreak/>
         <w:t xml:space="preserve">        ▼</w:t>
       </w:r>
       <w:r>
@@ -22824,7 +22974,6 @@
         <w:pStyle w:val="Heading2"/>
       </w:pPr>
       <w:r>
-        <w:lastRenderedPageBreak/>
         <w:t xml:space="preserve">Script 10 – CSF‑HYPE Master </w:t>
       </w:r>
       <w:proofErr w:type="spellStart"/>
@@ -23396,6 +23545,7 @@
               <w:rPr>
                 <w:rStyle w:val="VerbatimChar"/>
               </w:rPr>
+              <w:lastRenderedPageBreak/>
               <w:t>PointSourceData.txt</w:t>
             </w:r>
           </w:p>
@@ -23530,7 +23680,6 @@
         </w:numPr>
       </w:pPr>
       <w:r>
-        <w:lastRenderedPageBreak/>
         <w:t>Orders records by PSID</w:t>
       </w:r>
     </w:p>
@@ -23937,6 +24086,7 @@
         <w:rPr>
           <w:rStyle w:val="VerbatimChar"/>
         </w:rPr>
+        <w:lastRenderedPageBreak/>
         <w:t xml:space="preserve">            ▼               ▼</w:t>
       </w:r>
       <w:r>
@@ -24066,7 +24216,6 @@
         <w:pStyle w:val="Heading3"/>
       </w:pPr>
       <w:r>
-        <w:lastRenderedPageBreak/>
         <w:t>User notes</w:t>
       </w:r>
     </w:p>
@@ -24532,6 +24681,7 @@
       </w:pPr>
       <w:proofErr w:type="gramStart"/>
       <w:r>
+        <w:lastRenderedPageBreak/>
         <w:t>Outputs</w:t>
       </w:r>
       <w:proofErr w:type="gramEnd"/>
@@ -24798,9 +24948,6 @@
       </w:r>
       <w:r>
         <w:br/>
-      </w:r>
-      <w:r>
-        <w:lastRenderedPageBreak/>
         <w:t xml:space="preserve">  ▼</w:t>
       </w:r>
       <w:r>
@@ -24975,6 +25122,7 @@
         <w:pStyle w:val="Heading4"/>
       </w:pPr>
       <w:r>
+        <w:lastRenderedPageBreak/>
         <w:t>Unit conversion</w:t>
       </w:r>
     </w:p>
@@ -25044,7 +25192,6 @@
     </w:p>
     <w:p>
       <w:r>
-        <w:lastRenderedPageBreak/>
         <w:t>where n is the number of valid daily observations. Months with fewer than 10 valid days are set to missing to prevent under‑sampled bias.</w:t>
       </w:r>
     </w:p>
@@ -25212,6 +25359,7 @@
         <w:pStyle w:val="Heading3"/>
       </w:pPr>
       <w:r>
+        <w:lastRenderedPageBreak/>
         <w:t>Failure modes</w:t>
       </w:r>
     </w:p>
@@ -25308,11 +25456,7 @@
       </w:r>
       <w:proofErr w:type="spellEnd"/>
       <w:r>
-        <w:t xml:space="preserve"> to HYPE </w:t>
-      </w:r>
-      <w:r>
-        <w:lastRenderedPageBreak/>
-        <w:t xml:space="preserve">substances. It produces a continuous monthly time series of flow and concentrations for each quantitative point source in the HYPE </w:t>
+        <w:t xml:space="preserve"> to HYPE substances. It produces a continuous monthly time series of flow and concentrations for each quantitative point source in the HYPE </w:t>
       </w:r>
       <w:proofErr w:type="spellStart"/>
       <w:r>
@@ -25811,6 +25955,9 @@
       </w:r>
       <w:r>
         <w:br/>
+      </w:r>
+      <w:r>
+        <w:lastRenderedPageBreak/>
         <w:t xml:space="preserve">  ▼</w:t>
       </w:r>
       <w:r>
@@ -25888,9 +26035,6 @@
       <w:proofErr w:type="spellEnd"/>
       <w:r>
         <w:br/>
-      </w:r>
-      <w:r>
-        <w:lastRenderedPageBreak/>
         <w:t xml:space="preserve">  ▼</w:t>
       </w:r>
       <w:r>
@@ -26041,7 +26185,14 @@
         <w:rPr>
           <w:lang w:val="en-GB"/>
         </w:rPr>
-        <w:t>Given this constraint, at least four years of data are required to detect a single changepoint</w:t>
+        <w:t xml:space="preserve">Given this constraint, at least four years of data are </w:t>
+      </w:r>
+      <w:r>
+        <w:rPr>
+          <w:lang w:val="en-GB"/>
+        </w:rPr>
+        <w:lastRenderedPageBreak/>
+        <w:t>required to detect a single changepoint</w:t>
       </w:r>
       <w:r>
         <w:rPr>
@@ -26154,7 +26305,6 @@
         <w:rPr>
           <w:lang w:val="en-GB"/>
         </w:rPr>
-        <w:lastRenderedPageBreak/>
         <w:t>Inorganic nitrogen (</w:t>
       </w:r>
       <w:r>
@@ -26480,6 +26630,7 @@
         <w:rPr>
           <w:lang w:val="en-GB"/>
         </w:rPr>
+        <w:lastRenderedPageBreak/>
         <w:t>SP = TP / 10</w:t>
       </w:r>
     </w:p>
@@ -26616,7 +26767,6 @@
     </w:p>
     <w:p>
       <w:r>
-        <w:lastRenderedPageBreak/>
         <w:t>All concentrations are already in mg</w:t>
       </w:r>
       <w:r>
@@ -26697,16 +26847,7 @@
         <w:pStyle w:val="Heading2"/>
       </w:pPr>
       <w:r>
-        <w:t>Script 1</w:t>
-      </w:r>
-      <w:r>
-        <w:t>3</w:t>
-      </w:r>
-      <w:r>
-        <w:t xml:space="preserve"> – </w:t>
-      </w:r>
-      <w:r>
-        <w:t>Make final point-source input files</w:t>
+        <w:t>Script 13 – Make final point-source input files</w:t>
       </w:r>
     </w:p>
     <w:p>
@@ -26718,19 +26859,7 @@
         <w:t>File:</w:t>
       </w:r>
       <w:r>
-        <w:t xml:space="preserve"> 1</w:t>
-      </w:r>
-      <w:r>
-        <w:t>3</w:t>
-      </w:r>
-      <w:r>
-        <w:t>_</w:t>
-      </w:r>
-      <w:r>
-        <w:t>Make_final_PointSource_Inputs</w:t>
-      </w:r>
-      <w:r>
-        <w:t>.R</w:t>
+        <w:t xml:space="preserve"> 13_Make_final_PointSource_Inputs.R</w:t>
       </w:r>
     </w:p>
     <w:p>
@@ -26738,16 +26867,7 @@
         <w:pStyle w:val="Heading2"/>
       </w:pPr>
       <w:r>
-        <w:t>Script 1</w:t>
-      </w:r>
-      <w:r>
-        <w:t>4</w:t>
-      </w:r>
-      <w:r>
-        <w:t xml:space="preserve"> – </w:t>
-      </w:r>
-      <w:r>
-        <w:t xml:space="preserve">Create </w:t>
+        <w:t xml:space="preserve">Script 14 – Create </w:t>
       </w:r>
       <w:proofErr w:type="spellStart"/>
       <w:r>
@@ -26767,23 +26887,11 @@
         <w:t>File:</w:t>
       </w:r>
       <w:r>
-        <w:t xml:space="preserve"> 1</w:t>
-      </w:r>
-      <w:r>
-        <w:t>4</w:t>
-      </w:r>
-      <w:r>
-        <w:t>_</w:t>
-      </w:r>
-      <w:r>
-        <w:t>Create_Qobs_</w:t>
+        <w:t xml:space="preserve"> 14_Create_Qobs_</w:t>
       </w:r>
       <w:proofErr w:type="gramStart"/>
       <w:r>
-        <w:t>input</w:t>
-      </w:r>
-      <w:r>
-        <w:t>.R</w:t>
+        <w:t>input.R</w:t>
       </w:r>
       <w:proofErr w:type="gramEnd"/>
     </w:p>
@@ -26792,13 +26900,7 @@
         <w:pStyle w:val="Heading2"/>
       </w:pPr>
       <w:r>
-        <w:t>Script 1</w:t>
-      </w:r>
-      <w:r>
-        <w:t>5</w:t>
-      </w:r>
-      <w:r>
-        <w:t xml:space="preserve"> – Create </w:t>
+        <w:t xml:space="preserve">Script 15 – Create </w:t>
       </w:r>
       <w:proofErr w:type="spellStart"/>
       <w:r>
@@ -26818,13 +26920,7 @@
         <w:t>File:</w:t>
       </w:r>
       <w:r>
-        <w:t xml:space="preserve"> 1</w:t>
-      </w:r>
-      <w:r>
-        <w:t>5</w:t>
-      </w:r>
-      <w:r>
-        <w:t>_Create_Xobs_</w:t>
+        <w:t xml:space="preserve"> 15_Create_Xobs_</w:t>
       </w:r>
       <w:proofErr w:type="gramStart"/>
       <w:r>

--- a/README_CSF-HYPE_Input_Data_UpdateR.docx
+++ b/README_CSF-HYPE_Input_Data_UpdateR.docx
@@ -121,7 +121,7 @@
           <w:noProof/>
         </w:rPr>
         <w:drawing>
-          <wp:inline distT="0" distB="0" distL="0" distR="0" wp14:anchorId="37BF9562" wp14:editId="72A04079">
+          <wp:inline distT="0" distB="0" distL="0" distR="0" wp14:anchorId="37BF9562" wp14:editId="537150A9">
             <wp:extent cx="5942496" cy="2669439"/>
             <wp:effectExtent l="0" t="0" r="1270" b="0"/>
             <wp:docPr id="206224491" name="Picture 1"/>
